--- a/Bases de Datos II/Clases/Clase 13 - Analisis de casos reales/Taller PI - Clase 13 - VetCare.docx
+++ b/Bases de Datos II/Clases/Clase 13 - Analisis de casos reales/Taller PI - Clase 13 - VetCare.docx
@@ -109,7 +109,7 @@
           <w:color w:val="2B2B2B"/>
           <w:sz w:val="22"/>
         </w:rPr>
-        <w:t xml:space="preserve"> lecciónes accionables.</w:t>
+        <w:t xml:space="preserve"> lecciones concretas.</w:t>
       </w:r>
     </w:p>
     <w:p>
@@ -402,7 +402,7 @@
           <w:color w:val="2B2B2B"/>
           <w:sz w:val="22"/>
         </w:rPr>
-        <w:t>□ Mejoras accionables?</w:t>
+        <w:t>□ Mejoras concretas?</w:t>
       </w:r>
     </w:p>
     <w:p>
